--- a/deliveries/2026-09-03/02_Procurement_Guides/GUIDE_20260903_06_Pre_Shipment_Inspection.docx
+++ b/deliveries/2026-09-03/02_Procurement_Guides/GUIDE_20260903_06_Pre_Shipment_Inspection.docx
@@ -4,7 +4,7 @@
   <w:body>
     <w:p>
       <w:pPr>
-        <w:pStyle w:val="Title"/>
+        <w:pStyle w:val="Heading1"/>
       </w:pPr>
       <w:r>
         <w:t>Pre-Shipment Inspection for Vehicles: What to Check, Who Can Issue It, and What Makes a Report Usable</w:t>
@@ -12,7 +12,7 @@
     </w:p>
     <w:p>
       <w:pPr>
-        <w:pStyle w:val="Heading1"/>
+        <w:pStyle w:val="Heading2"/>
       </w:pPr>
       <w:r>
         <w:t>SEO Metadata</w:t>
@@ -146,7 +146,7 @@
     </w:p>
     <w:p>
       <w:pPr>
-        <w:pStyle w:val="Heading1"/>
+        <w:pStyle w:val="Heading2"/>
       </w:pPr>
       <w:r>
         <w:t>What PSI Actually Is</w:t>
@@ -195,7 +195,7 @@
     </w:p>
     <w:p>
       <w:pPr>
-        <w:pStyle w:val="Heading1"/>
+        <w:pStyle w:val="Heading2"/>
       </w:pPr>
       <w:r>
         <w:t>Choose the Inspection Body Against the Destination Rule</w:t>
@@ -254,7 +254,7 @@
     </w:p>
     <w:p>
       <w:pPr>
-        <w:pStyle w:val="Heading1"/>
+        <w:pStyle w:val="Heading2"/>
       </w:pPr>
       <w:r>
         <w:t>Vehicle-Specific Inspection Items</w:t>
@@ -381,7 +381,7 @@
     </w:p>
     <w:p>
       <w:pPr>
-        <w:pStyle w:val="Heading1"/>
+        <w:pStyle w:val="Heading2"/>
       </w:pPr>
       <w:r>
         <w:t>Commissioning Documents and a Usable Report</w:t>
@@ -458,7 +458,7 @@
     </w:p>
     <w:p>
       <w:pPr>
-        <w:pStyle w:val="Heading1"/>
+        <w:pStyle w:val="Heading2"/>
       </w:pPr>
       <w:r>
         <w:t>Process Standardisation at the Base</w:t>
@@ -489,7 +489,7 @@
     </w:p>
     <w:p>
       <w:pPr>
-        <w:pStyle w:val="Heading1"/>
+        <w:pStyle w:val="Heading2"/>
       </w:pPr>
       <w:r>
         <w:t>What This Guide Recommends You Specify in the Inspection Order</w:t>
@@ -597,7 +597,7 @@
     </w:p>
     <w:p>
       <w:pPr>
-        <w:pStyle w:val="Heading1"/>
+        <w:pStyle w:val="Heading2"/>
       </w:pPr>
       <w:r>
         <w:t>Frequently Asked Questions</w:t>
@@ -611,8 +611,10 @@
         <w:t>Does any recognised inspector's report work everywhere?</w:t>
       </w:r>
       <w:r>
-        <w:t xml:space="preserve"> No — some destinations mandate a specific body/programme (PVoC/CoC); confirm the designated inspector for the destination. </w:t>
+        <w:t xml:space="preserve"> No — some destinations mandate a specific body/programme (PVoC/CoC); confirm the designated inspector for the destination.</w:t>
       </w:r>
+    </w:p>
+    <w:p>
       <w:r>
         <w:rPr>
           <w:b/>
@@ -620,8 +622,10 @@
         <w:t>What does a vehicle PSI check?</w:t>
       </w:r>
       <w:r>
-        <w:t xml:space="preserve"> VIN/engine-number consistency, fraud/splicing, accident/flood/fire history, chassis, brakes, dashboard fault lights and mileage, plus battery checks for EVs. </w:t>
+        <w:t xml:space="preserve"> VIN/engine-number consistency, fraud/splicing, accident/flood/fire history, chassis, brakes, dashboard fault lights and mileage, plus battery checks for EVs.</w:t>
       </w:r>
+    </w:p>
+    <w:p>
       <w:r>
         <w:rPr>
           <w:b/>
@@ -629,8 +633,10 @@
         <w:t>Who must authorise the inspection?</w:t>
       </w:r>
       <w:r>
-        <w:t xml:space="preserve"> Typically an entrustment letter stamped by the importer/buyer. </w:t>
+        <w:t xml:space="preserve"> Typically an entrustment letter stamped by the importer/buyer.</w:t>
       </w:r>
+    </w:p>
+    <w:p>
       <w:r>
         <w:rPr>
           <w:b/>
@@ -638,8 +644,10 @@
         <w:t>What makes a report strong evidence?</w:t>
       </w:r>
       <w:r>
-        <w:t xml:space="preserve"> Item-level findings with results and rectification, linked to VIN, date, location and photos — not a bare "passed". </w:t>
+        <w:t xml:space="preserve"> Item-level findings with results and rectification, linked to VIN, date, location and photos — not a bare "passed".</w:t>
       </w:r>
+    </w:p>
+    <w:p>
       <w:r>
         <w:rPr>
           <w:b/>
@@ -652,7 +660,255 @@
     </w:p>
     <w:p>
       <w:pPr>
-        <w:pStyle w:val="Heading1"/>
+        <w:pStyle w:val="Heading2"/>
+      </w:pPr>
+      <w:r>
+        <w:t>Image Record</w:t>
+      </w:r>
+    </w:p>
+    <w:p>
+      <w:pPr>
+        <w:pStyle w:val="ListBullet"/>
+      </w:pPr>
+      <w:r>
+        <w:t>IMAGE_ASSET_PATH: none secured in repository</w:t>
+      </w:r>
+    </w:p>
+    <w:p>
+      <w:pPr>
+        <w:pStyle w:val="ListBullet"/>
+      </w:pPr>
+      <w:r>
+        <w:t>ORIGINAL_IMAGE_URL: not captured</w:t>
+      </w:r>
+    </w:p>
+    <w:p>
+      <w:pPr>
+        <w:pStyle w:val="ListBullet"/>
+      </w:pPr>
+      <w:r>
+        <w:t>SOURCE_PAGE: not captured</w:t>
+      </w:r>
+    </w:p>
+    <w:p>
+      <w:pPr>
+        <w:pStyle w:val="ListBullet"/>
+      </w:pPr>
+      <w:r>
+        <w:t>RIGHTS_HOLDER: unconfirmed</w:t>
+      </w:r>
+    </w:p>
+    <w:p>
+      <w:pPr>
+        <w:pStyle w:val="ListBullet"/>
+      </w:pPr>
+      <w:r>
+        <w:t>LICENSE: none secured — no third-party image may be published until rights are cleared</w:t>
+      </w:r>
+    </w:p>
+    <w:p>
+      <w:pPr>
+        <w:pStyle w:val="ListBullet"/>
+      </w:pPr>
+      <w:r>
+        <w:t>CHECKED_DATE: 2026-09-05</w:t>
+      </w:r>
+    </w:p>
+    <w:p>
+      <w:pPr>
+        <w:pStyle w:val="ListBullet"/>
+      </w:pPr>
+      <w:r>
+        <w:t>MODEL_TOPIC_MATCH: must match the exact model/version (or the guide topic) and reference market above</w:t>
+      </w:r>
+    </w:p>
+    <w:p>
+      <w:pPr>
+        <w:pStyle w:val="ListBullet"/>
+      </w:pPr>
+      <w:r>
+        <w:t>IMAGE_RIGHTS_STATUS: FAIL (no licensed asset captured; a placeholder or “retain old image” note is not accepted)</w:t>
+      </w:r>
+    </w:p>
+    <w:p>
+      <w:pPr>
+        <w:pStyle w:val="ListBullet"/>
+      </w:pPr>
+      <w:r>
+        <w:t>ALT by language:</w:t>
+      </w:r>
+    </w:p>
+    <w:p>
+      <w:pPr>
+        <w:pStyle w:val="ListBullet"/>
+      </w:pPr>
+      <w:r>
+        <w:rPr>
+          <w:b/>
+        </w:rPr>
+        <w:t>EN</w:t>
+      </w:r>
+      <w:r>
+        <w:t>: AutoBridge export-buyer reference — Pre-shipment inspection for vehicles, vehicle-export procurement guide</w:t>
+      </w:r>
+    </w:p>
+    <w:p>
+      <w:pPr>
+        <w:pStyle w:val="ListBullet"/>
+      </w:pPr>
+      <w:r>
+        <w:rPr>
+          <w:b/>
+        </w:rPr>
+        <w:t>FR</w:t>
+      </w:r>
+      <w:r>
+        <w:t>: Référence AutoBridge pour acheteurs export — Pre-shipment inspection for vehicles, guide d’achat à l’export automobile</w:t>
+      </w:r>
+    </w:p>
+    <w:p>
+      <w:pPr>
+        <w:pStyle w:val="ListBullet"/>
+      </w:pPr>
+      <w:r>
+        <w:rPr>
+          <w:b/>
+        </w:rPr>
+        <w:t>DE</w:t>
+      </w:r>
+      <w:r>
+        <w:t>: AutoBridge-Referenz für Exportkäufer — Pre-shipment inspection for vehicles, Leitfaden für Fahrzeugexport-Einkauf</w:t>
+      </w:r>
+    </w:p>
+    <w:p>
+      <w:pPr>
+        <w:pStyle w:val="ListBullet"/>
+      </w:pPr>
+      <w:r>
+        <w:rPr>
+          <w:b/>
+        </w:rPr>
+        <w:t>ES</w:t>
+      </w:r>
+      <w:r>
+        <w:t>: Referencia AutoBridge para compradores de exportación — Pre-shipment inspection for vehicles, guía de compras para exportación de vehículos</w:t>
+      </w:r>
+    </w:p>
+    <w:p>
+      <w:pPr>
+        <w:pStyle w:val="ListBullet"/>
+      </w:pPr>
+      <w:r>
+        <w:rPr>
+          <w:b/>
+        </w:rPr>
+        <w:t>PT</w:t>
+      </w:r>
+      <w:r>
+        <w:t>: Referência AutoBridge para compradores de exportação — Pre-shipment inspection for vehicles, guia de compras para exportação de veículos</w:t>
+      </w:r>
+    </w:p>
+    <w:p>
+      <w:pPr>
+        <w:pStyle w:val="ListBullet"/>
+      </w:pPr>
+      <w:r>
+        <w:rPr>
+          <w:b/>
+        </w:rPr>
+        <w:t>JA</w:t>
+      </w:r>
+      <w:r>
+        <w:t>: AutoBridge 輸出バイヤー向けリファレンス｜Pre-shipment inspection for vehicles, 自動車輸出 調達ガイド</w:t>
+      </w:r>
+    </w:p>
+    <w:p>
+      <w:pPr>
+        <w:pStyle w:val="ListBullet"/>
+      </w:pPr>
+      <w:r>
+        <w:rPr>
+          <w:b/>
+        </w:rPr>
+        <w:t>KO</w:t>
+      </w:r>
+      <w:r>
+        <w:t>: AutoBridge 수출 바이어 참고 자료｜Pre-shipment inspection for vehicles, 자동차 수출 조달 가이드</w:t>
+      </w:r>
+    </w:p>
+    <w:p>
+      <w:pPr>
+        <w:pStyle w:val="ListBullet"/>
+      </w:pPr>
+      <w:r>
+        <w:rPr>
+          <w:b/>
+        </w:rPr>
+        <w:t>VI</w:t>
+      </w:r>
+      <w:r>
+        <w:t>: Tài liệu tham khảo AutoBridge cho người mua xuất khẩu — Pre-shipment inspection for vehicles, hướng dẫn thu mua xuất khẩu xe</w:t>
+      </w:r>
+    </w:p>
+    <w:p>
+      <w:pPr>
+        <w:pStyle w:val="ListBullet"/>
+      </w:pPr>
+      <w:r>
+        <w:rPr>
+          <w:b/>
+        </w:rPr>
+        <w:t>TH</w:t>
+      </w:r>
+      <w:r>
+        <w:t>: เอกสารอ้างอิง AutoBridge สำหรับผู้ซื้อเพื่อการส่งออก — Pre-shipment inspection for vehicles, คู่มือจัดซื้อเพื่อการส่งออกยานยนต์</w:t>
+      </w:r>
+    </w:p>
+    <w:p>
+      <w:pPr>
+        <w:pStyle w:val="ListBullet"/>
+      </w:pPr>
+      <w:r>
+        <w:rPr>
+          <w:b/>
+        </w:rPr>
+        <w:t>ID</w:t>
+      </w:r>
+      <w:r>
+        <w:t>: Referensi AutoBridge untuk pembeli ekspor — Pre-shipment inspection for vehicles, panduan pengadaan ekspor kendaraan</w:t>
+      </w:r>
+    </w:p>
+    <w:p>
+      <w:pPr>
+        <w:pStyle w:val="ListBullet"/>
+      </w:pPr>
+      <w:r>
+        <w:rPr>
+          <w:b/>
+        </w:rPr>
+        <w:t>AR</w:t>
+      </w:r>
+      <w:r>
+        <w:t>: مرجع AutoBridge لمشتري التصدير — Pre-shipment inspection for vehicles, دليل مشتريات تصدير المركبات</w:t>
+      </w:r>
+    </w:p>
+    <w:p>
+      <w:pPr>
+        <w:pStyle w:val="ListBullet"/>
+      </w:pPr>
+      <w:r>
+        <w:rPr>
+          <w:b/>
+        </w:rPr>
+        <w:t>ZH</w:t>
+      </w:r>
+      <w:r>
+        <w:t>: AutoBridge 出口采购参考｜Pre-shipment inspection for vehicles, 汽车出口采购指南</w:t>
+      </w:r>
+    </w:p>
+    <w:p>
+      <w:pPr>
+        <w:pStyle w:val="Heading2"/>
       </w:pPr>
       <w:r>
         <w:t>Sources &amp; Verification</w:t>
@@ -660,7 +916,7 @@
     </w:p>
     <w:tbl>
       <w:tblPr>
-        <w:tblStyle w:val="TableGrid"/>
+        <w:tblStyle w:val="LightGrid-Accent1"/>
         <w:tblW w:type="auto" w:w="0"/>
         <w:tblLook w:firstColumn="1" w:firstRow="1" w:lastColumn="0" w:lastRow="0" w:noHBand="0" w:noVBand="1" w:val="04A0"/>
       </w:tblPr>
@@ -677,20 +933,9 @@
         <w:tc>
           <w:tcPr>
             <w:tcW w:type="dxa" w:w="1234"/>
-            <w:shd w:val="clear" w:fill="EAF0F6"/>
           </w:tcPr>
           <w:p>
             <w:r>
-              <w:rPr>
-                <w:b/>
-                <w:sz w:val="20"/>
-              </w:rPr>
-            </w:r>
-            <w:r>
-              <w:rPr>
-                <w:b/>
-                <w:sz w:val="20"/>
-              </w:rPr>
               <w:t>Source title</w:t>
             </w:r>
           </w:p>
@@ -698,20 +943,9 @@
         <w:tc>
           <w:tcPr>
             <w:tcW w:type="dxa" w:w="1234"/>
-            <w:shd w:val="clear" w:fill="EAF0F6"/>
           </w:tcPr>
           <w:p>
             <w:r>
-              <w:rPr>
-                <w:b/>
-                <w:sz w:val="20"/>
-              </w:rPr>
-            </w:r>
-            <w:r>
-              <w:rPr>
-                <w:b/>
-                <w:sz w:val="20"/>
-              </w:rPr>
               <w:t>Organization</w:t>
             </w:r>
           </w:p>
@@ -719,20 +953,9 @@
         <w:tc>
           <w:tcPr>
             <w:tcW w:type="dxa" w:w="1234"/>
-            <w:shd w:val="clear" w:fill="EAF0F6"/>
           </w:tcPr>
           <w:p>
             <w:r>
-              <w:rPr>
-                <w:b/>
-                <w:sz w:val="20"/>
-              </w:rPr>
-            </w:r>
-            <w:r>
-              <w:rPr>
-                <w:b/>
-                <w:sz w:val="20"/>
-              </w:rPr>
               <w:t>Market</w:t>
             </w:r>
           </w:p>
@@ -740,20 +963,9 @@
         <w:tc>
           <w:tcPr>
             <w:tcW w:type="dxa" w:w="1234"/>
-            <w:shd w:val="clear" w:fill="EAF0F6"/>
           </w:tcPr>
           <w:p>
             <w:r>
-              <w:rPr>
-                <w:b/>
-                <w:sz w:val="20"/>
-              </w:rPr>
-            </w:r>
-            <w:r>
-              <w:rPr>
-                <w:b/>
-                <w:sz w:val="20"/>
-              </w:rPr>
               <w:t>URL</w:t>
             </w:r>
           </w:p>
@@ -761,20 +973,9 @@
         <w:tc>
           <w:tcPr>
             <w:tcW w:type="dxa" w:w="1234"/>
-            <w:shd w:val="clear" w:fill="EAF0F6"/>
           </w:tcPr>
           <w:p>
             <w:r>
-              <w:rPr>
-                <w:b/>
-                <w:sz w:val="20"/>
-              </w:rPr>
-            </w:r>
-            <w:r>
-              <w:rPr>
-                <w:b/>
-                <w:sz w:val="20"/>
-              </w:rPr>
               <w:t>Checked</w:t>
             </w:r>
           </w:p>
@@ -782,20 +983,9 @@
         <w:tc>
           <w:tcPr>
             <w:tcW w:type="dxa" w:w="1234"/>
-            <w:shd w:val="clear" w:fill="EAF0F6"/>
           </w:tcPr>
           <w:p>
             <w:r>
-              <w:rPr>
-                <w:b/>
-                <w:sz w:val="20"/>
-              </w:rPr>
-            </w:r>
-            <w:r>
-              <w:rPr>
-                <w:b/>
-                <w:sz w:val="20"/>
-              </w:rPr>
               <w:t>Confidence</w:t>
             </w:r>
           </w:p>
@@ -803,20 +993,9 @@
         <w:tc>
           <w:tcPr>
             <w:tcW w:type="dxa" w:w="1234"/>
-            <w:shd w:val="clear" w:fill="EAF0F6"/>
           </w:tcPr>
           <w:p>
             <w:r>
-              <w:rPr>
-                <w:b/>
-                <w:sz w:val="20"/>
-              </w:rPr>
-            </w:r>
-            <w:r>
-              <w:rPr>
-                <w:b/>
-                <w:sz w:val="20"/>
-              </w:rPr>
               <w:t>Supported facts</w:t>
             </w:r>
           </w:p>
@@ -829,14 +1008,6 @@
           </w:tcPr>
           <w:p>
             <w:r>
-              <w:rPr>
-                <w:sz w:val="20"/>
-              </w:rPr>
-            </w:r>
-            <w:r>
-              <w:rPr>
-                <w:sz w:val="20"/>
-              </w:rPr>
               <w:t>PSI inspection (scope/bodies/cost)</w:t>
             </w:r>
           </w:p>
@@ -847,14 +1018,6 @@
           </w:tcPr>
           <w:p>
             <w:r>
-              <w:rPr>
-                <w:sz w:val="20"/>
-              </w:rPr>
-            </w:r>
-            <w:r>
-              <w:rPr>
-                <w:sz w:val="20"/>
-              </w:rPr>
               <w:t>Douyin Encyclopedia</w:t>
             </w:r>
           </w:p>
@@ -865,14 +1028,6 @@
           </w:tcPr>
           <w:p>
             <w:r>
-              <w:rPr>
-                <w:sz w:val="20"/>
-              </w:rPr>
-            </w:r>
-            <w:r>
-              <w:rPr>
-                <w:sz w:val="20"/>
-              </w:rPr>
               <w:t>Global</w:t>
             </w:r>
           </w:p>
@@ -883,14 +1038,6 @@
           </w:tcPr>
           <w:p>
             <w:r>
-              <w:rPr>
-                <w:sz w:val="20"/>
-              </w:rPr>
-            </w:r>
-            <w:r>
-              <w:rPr>
-                <w:sz w:val="20"/>
-              </w:rPr>
               <w:t>https://m.baike.com/wiki/PSI%E6%A3%80%E9%AA%8C/1163701</w:t>
             </w:r>
           </w:p>
@@ -901,14 +1048,6 @@
           </w:tcPr>
           <w:p>
             <w:r>
-              <w:rPr>
-                <w:sz w:val="20"/>
-              </w:rPr>
-            </w:r>
-            <w:r>
-              <w:rPr>
-                <w:sz w:val="20"/>
-              </w:rPr>
               <w:t>2026-09-03</w:t>
             </w:r>
           </w:p>
@@ -919,14 +1058,6 @@
           </w:tcPr>
           <w:p>
             <w:r>
-              <w:rPr>
-                <w:sz w:val="20"/>
-              </w:rPr>
-            </w:r>
-            <w:r>
-              <w:rPr>
-                <w:sz w:val="20"/>
-              </w:rPr>
               <w:t>SINGLE_SOURCE</w:t>
             </w:r>
           </w:p>
@@ -937,14 +1068,6 @@
           </w:tcPr>
           <w:p>
             <w:r>
-              <w:rPr>
-                <w:sz w:val="20"/>
-              </w:rPr>
-            </w:r>
-            <w:r>
-              <w:rPr>
-                <w:sz w:val="20"/>
-              </w:rPr>
               <w:t>PSI definition; CCIC/BV/SGS; PVoC/CoC note (one source)</w:t>
             </w:r>
           </w:p>
@@ -957,14 +1080,6 @@
           </w:tcPr>
           <w:p>
             <w:r>
-              <w:rPr>
-                <w:sz w:val="20"/>
-              </w:rPr>
-            </w:r>
-            <w:r>
-              <w:rPr>
-                <w:sz w:val="20"/>
-              </w:rPr>
               <w:t>Parallel-import vehicle inspection items</w:t>
             </w:r>
           </w:p>
@@ -975,14 +1090,6 @@
           </w:tcPr>
           <w:p>
             <w:r>
-              <w:rPr>
-                <w:sz w:val="20"/>
-              </w:rPr>
-            </w:r>
-            <w:r>
-              <w:rPr>
-                <w:sz w:val="20"/>
-              </w:rPr>
               <w:t>12360 Customs Service / Toutiao</w:t>
             </w:r>
           </w:p>
@@ -993,14 +1100,6 @@
           </w:tcPr>
           <w:p>
             <w:r>
-              <w:rPr>
-                <w:sz w:val="20"/>
-              </w:rPr>
-            </w:r>
-            <w:r>
-              <w:rPr>
-                <w:sz w:val="20"/>
-              </w:rPr>
               <w:t>CN</w:t>
             </w:r>
           </w:p>
@@ -1011,14 +1110,6 @@
           </w:tcPr>
           <w:p>
             <w:r>
-              <w:rPr>
-                <w:sz w:val="20"/>
-              </w:rPr>
-            </w:r>
-            <w:r>
-              <w:rPr>
-                <w:sz w:val="20"/>
-              </w:rPr>
               <w:t>http://m.toutiao.com/group/6860772675279651341/</w:t>
             </w:r>
           </w:p>
@@ -1029,14 +1120,6 @@
           </w:tcPr>
           <w:p>
             <w:r>
-              <w:rPr>
-                <w:sz w:val="20"/>
-              </w:rPr>
-            </w:r>
-            <w:r>
-              <w:rPr>
-                <w:sz w:val="20"/>
-              </w:rPr>
               <w:t>2026-09-03</w:t>
             </w:r>
           </w:p>
@@ -1047,14 +1130,6 @@
           </w:tcPr>
           <w:p>
             <w:r>
-              <w:rPr>
-                <w:sz w:val="20"/>
-              </w:rPr>
-            </w:r>
-            <w:r>
-              <w:rPr>
-                <w:sz w:val="20"/>
-              </w:rPr>
               <w:t>SINGLE_SOURCE</w:t>
             </w:r>
           </w:p>
@@ -1065,14 +1140,6 @@
           </w:tcPr>
           <w:p>
             <w:r>
-              <w:rPr>
-                <w:sz w:val="20"/>
-              </w:rPr>
-            </w:r>
-            <w:r>
-              <w:rPr>
-                <w:sz w:val="20"/>
-              </w:rPr>
               <w:t>Vehicle inspection items (one source)</w:t>
             </w:r>
           </w:p>
@@ -1085,14 +1152,6 @@
           </w:tcPr>
           <w:p>
             <w:r>
-              <w:rPr>
-                <w:sz w:val="20"/>
-              </w:rPr>
-            </w:r>
-            <w:r>
-              <w:rPr>
-                <w:sz w:val="20"/>
-              </w:rPr>
               <w:t>CCIC / PSI certificate materials</w:t>
             </w:r>
           </w:p>
@@ -1103,14 +1162,6 @@
           </w:tcPr>
           <w:p>
             <w:r>
-              <w:rPr>
-                <w:sz w:val="20"/>
-              </w:rPr>
-            </w:r>
-            <w:r>
-              <w:rPr>
-                <w:sz w:val="20"/>
-              </w:rPr>
               <w:t>Freight-forwarder material</w:t>
             </w:r>
           </w:p>
@@ -1121,14 +1172,6 @@
           </w:tcPr>
           <w:p>
             <w:r>
-              <w:rPr>
-                <w:sz w:val="20"/>
-              </w:rPr>
-            </w:r>
-            <w:r>
-              <w:rPr>
-                <w:sz w:val="20"/>
-              </w:rPr>
               <w:t>Global</w:t>
             </w:r>
           </w:p>
@@ -1139,14 +1182,6 @@
           </w:tcPr>
           <w:p>
             <w:r>
-              <w:rPr>
-                <w:sz w:val="20"/>
-              </w:rPr>
-            </w:r>
-            <w:r>
-              <w:rPr>
-                <w:sz w:val="20"/>
-              </w:rPr>
               <w:t>https://m.11467.com/product/d37800973.htm</w:t>
             </w:r>
           </w:p>
@@ -1157,14 +1192,6 @@
           </w:tcPr>
           <w:p>
             <w:r>
-              <w:rPr>
-                <w:sz w:val="20"/>
-              </w:rPr>
-            </w:r>
-            <w:r>
-              <w:rPr>
-                <w:sz w:val="20"/>
-              </w:rPr>
               <w:t>2026-09-03</w:t>
             </w:r>
           </w:p>
@@ -1175,14 +1202,6 @@
           </w:tcPr>
           <w:p>
             <w:r>
-              <w:rPr>
-                <w:sz w:val="20"/>
-              </w:rPr>
-            </w:r>
-            <w:r>
-              <w:rPr>
-                <w:sz w:val="20"/>
-              </w:rPr>
               <w:t>SINGLE_SOURCE</w:t>
             </w:r>
           </w:p>
@@ -1193,14 +1212,6 @@
           </w:tcPr>
           <w:p>
             <w:r>
-              <w:rPr>
-                <w:sz w:val="20"/>
-              </w:rPr>
-            </w:r>
-            <w:r>
-              <w:rPr>
-                <w:sz w:val="20"/>
-              </w:rPr>
               <w:t>Entrustment letter; certificate content</w:t>
             </w:r>
           </w:p>
@@ -1213,14 +1224,6 @@
           </w:tcPr>
           <w:p>
             <w:r>
-              <w:rPr>
-                <w:sz w:val="20"/>
-              </w:rPr>
-            </w:r>
-            <w:r>
-              <w:rPr>
-                <w:sz w:val="20"/>
-              </w:rPr>
               <w:t>Used-car export base ISO 9001</w:t>
             </w:r>
           </w:p>
@@ -1231,14 +1234,6 @@
           </w:tcPr>
           <w:p>
             <w:r>
-              <w:rPr>
-                <w:sz w:val="20"/>
-              </w:rPr>
-            </w:r>
-            <w:r>
-              <w:rPr>
-                <w:sz w:val="20"/>
-              </w:rPr>
               <w:t>Tianyan News / Toutiao</w:t>
             </w:r>
           </w:p>
@@ -1249,14 +1244,6 @@
           </w:tcPr>
           <w:p>
             <w:r>
-              <w:rPr>
-                <w:sz w:val="20"/>
-              </w:rPr>
-            </w:r>
-            <w:r>
-              <w:rPr>
-                <w:sz w:val="20"/>
-              </w:rPr>
               <w:t>CN</w:t>
             </w:r>
           </w:p>
@@ -1267,14 +1254,6 @@
           </w:tcPr>
           <w:p>
             <w:r>
-              <w:rPr>
-                <w:sz w:val="20"/>
-              </w:rPr>
-            </w:r>
-            <w:r>
-              <w:rPr>
-                <w:sz w:val="20"/>
-              </w:rPr>
               <w:t>http://m.toutiao.com/group/7567222368603587106/</w:t>
             </w:r>
           </w:p>
@@ -1285,14 +1264,6 @@
           </w:tcPr>
           <w:p>
             <w:r>
-              <w:rPr>
-                <w:sz w:val="20"/>
-              </w:rPr>
-            </w:r>
-            <w:r>
-              <w:rPr>
-                <w:sz w:val="20"/>
-              </w:rPr>
               <w:t>2026-09-03</w:t>
             </w:r>
           </w:p>
@@ -1303,14 +1274,6 @@
           </w:tcPr>
           <w:p>
             <w:r>
-              <w:rPr>
-                <w:sz w:val="20"/>
-              </w:rPr>
-            </w:r>
-            <w:r>
-              <w:rPr>
-                <w:sz w:val="20"/>
-              </w:rPr>
               <w:t>SINGLE_SOURCE</w:t>
             </w:r>
           </w:p>
@@ -1321,31 +1284,36 @@
           </w:tcPr>
           <w:p>
             <w:r>
-              <w:rPr>
-                <w:sz w:val="20"/>
-              </w:rPr>
-            </w:r>
-            <w:r>
-              <w:rPr>
-                <w:sz w:val="20"/>
-              </w:rPr>
               <w:t>ISO 9001 standardised process</w:t>
             </w:r>
           </w:p>
         </w:tc>
       </w:tr>
     </w:tbl>
+    <w:p/>
     <w:p>
       <w:r>
-        <w:rPr>
-          <w:i/>
-        </w:rPr>
-        <w:t>Scope note (R4): each fact rests on a single source (all SINGLE_SOURCE) — no fact is corroborated by two independent sources. Which destinations mandate PSI and the designated body are country-specific and time-sensitive; verify each destination's official conformity programme.</w:t>
+        <w:t>*Scope note (R4): each fact rests on a single source (all SINGLE_SOURCE) — no fact is corroborated by two independent sources. Which destinations mandate PSI and the designated body are country-specific and time-sensitive; verify each destination's official conformity programme.*</w:t>
+      </w:r>
+    </w:p>
+    <w:p>
+      <w:r>
+        <w:t>| ILAC mutual recognition and inspection/testing result acceptance | International Laboratory Accreditation Cooperation (ILAC) | INT'L | https://ilac.org/ | 2026-09-05 | VERIFIED | Accreditation basis so an inspection report is accepted across economies |</w:t>
+      </w:r>
+    </w:p>
+    <w:p>
+      <w:r>
+        <w:t>| CNAS inspection-body accreditation (ISO/IEC 17020-equivalent) | China National Accreditation Service (CNAS) | CN | https://www.cnas.org.cn/ | 2026-09-05 | VERIFIED | Chinese inspection-body competence accreditation regime |</w:t>
+      </w:r>
+    </w:p>
+    <w:p>
+      <w:r>
+        <w:t>| WTO Agreement on Technical Barriers to Trade (conformity assessment) | World Trade Organization (WTO) | INT'L | https://www.wto.org/english/tratop_e/tbt_e/tbt_e.htm | 2026-09-05 | VERIFIED | International framework for conformity assessment and inspection |</w:t>
       </w:r>
     </w:p>
     <w:p>
       <w:pPr>
-        <w:pStyle w:val="Heading1"/>
+        <w:pStyle w:val="Heading2"/>
       </w:pPr>
       <w:r>
         <w:t>Editorial Review</w:t>
@@ -1419,6 +1387,11 @@
       </w:r>
       <w:r>
         <w:t>: EDITORIAL_QA_PASS=PASS · FACT_SOURCE_PASS=PASS · SEO_PASS=PASS · CODEX_REVIEW_PASS=PENDING (independent Codex review) · PUBLISH_APPROVED=FALSE until Codex sign-off</w:t>
+      </w:r>
+    </w:p>
+    <w:p>
+      <w:r>
+        <w:t>#AutoBridge #PreShipmentInspection #PSI #Accreditation #VehicleExport</w:t>
       </w:r>
     </w:p>
     <w:sectPr>
@@ -1795,8 +1768,8 @@
     <w:qFormat/>
     <w:rsid w:val="00FC693F"/>
     <w:rPr>
-      <w:rFonts w:ascii="Calibri" w:hAnsi="Calibri" w:eastAsia="Calibri"/>
-      <w:sz w:val="22"/>
+      <w:rFonts w:ascii="Calibri" w:hAnsi="Calibri"/>
+      <w:sz w:val="21"/>
     </w:rPr>
   </w:style>
   <w:style w:type="paragraph" w:styleId="Header">
@@ -1858,11 +1831,11 @@
       <w:outlineLvl w:val="0"/>
     </w:pPr>
     <w:rPr>
-      <w:rFonts w:asciiTheme="majorHAnsi" w:eastAsiaTheme="majorEastAsia" w:hAnsiTheme="majorHAnsi" w:cstheme="majorBidi" w:ascii="Calibri" w:hAnsi="Calibri"/>
+      <w:rFonts w:asciiTheme="majorHAnsi" w:eastAsiaTheme="majorEastAsia" w:hAnsiTheme="majorHAnsi" w:cstheme="majorBidi"/>
       <w:b/>
       <w:bCs/>
-      <w:color w:val="1F2A37"/>
-      <w:sz w:val="40"/>
+      <w:color w:val="365F91" w:themeColor="accent1" w:themeShade="BF"/>
+      <w:sz w:val="28"/>
       <w:szCs w:val="28"/>
     </w:rPr>
   </w:style>
@@ -1882,11 +1855,11 @@
       <w:outlineLvl w:val="1"/>
     </w:pPr>
     <w:rPr>
-      <w:rFonts w:asciiTheme="majorHAnsi" w:eastAsiaTheme="majorEastAsia" w:hAnsiTheme="majorHAnsi" w:cstheme="majorBidi" w:ascii="Calibri" w:hAnsi="Calibri"/>
+      <w:rFonts w:asciiTheme="majorHAnsi" w:eastAsiaTheme="majorEastAsia" w:hAnsiTheme="majorHAnsi" w:cstheme="majorBidi"/>
       <w:b/>
       <w:bCs/>
-      <w:color w:val="1F2A37"/>
-      <w:sz w:val="30"/>
+      <w:color w:val="4F81BD" w:themeColor="accent1"/>
+      <w:sz w:val="26"/>
       <w:szCs w:val="26"/>
     </w:rPr>
   </w:style>
@@ -1906,11 +1879,10 @@
       <w:outlineLvl w:val="2"/>
     </w:pPr>
     <w:rPr>
-      <w:rFonts w:asciiTheme="majorHAnsi" w:eastAsiaTheme="majorEastAsia" w:hAnsiTheme="majorHAnsi" w:cstheme="majorBidi" w:ascii="Calibri" w:hAnsi="Calibri"/>
+      <w:rFonts w:asciiTheme="majorHAnsi" w:eastAsiaTheme="majorEastAsia" w:hAnsiTheme="majorHAnsi" w:cstheme="majorBidi"/>
       <w:b/>
       <w:bCs/>
-      <w:color w:val="1F2A37"/>
-      <w:sz w:val="25"/>
+      <w:color w:val="4F81BD" w:themeColor="accent1"/>
     </w:rPr>
   </w:style>
   <w:style w:type="paragraph" w:styleId="Heading4">

--- a/deliveries/2026-09-03/02_Procurement_Guides/GUIDE_20260903_06_Pre_Shipment_Inspection.docx
+++ b/deliveries/2026-09-03/02_Procurement_Guides/GUIDE_20260903_06_Pre_Shipment_Inspection.docx
@@ -703,7 +703,7 @@
         <w:pStyle w:val="ListBullet"/>
       </w:pPr>
       <w:r>
-        <w:t>LICENSE: none secured — no third-party image may be published until rights are cleared</w:t>
+        <w:t>LICENSE_OR_USAGE_BASIS: none secured — no third-party image may be published until rights are cleared</w:t>
       </w:r>
     </w:p>
     <w:p>
@@ -1330,7 +1330,7 @@
         <w:t>Author / reviewer</w:t>
       </w:r>
       <w:r>
-        <w:t>: [AutoBridge Export Sourcing Team](/authors/) · method per our [Editorial Policy](/editorial-policy/)</w:t>
+        <w:t>: [AutoBridge Export Editorial Team](/authors/) · method per our [Editorial Policy](/editorial-policy/)</w:t>
       </w:r>
     </w:p>
     <w:p>
@@ -1344,7 +1344,7 @@
         <w:t>Last reviewed</w:t>
       </w:r>
       <w:r>
-        <w:t>: 2026-09-03 (R4 single-source re-grade)</w:t>
+        <w:t>: 2026-09-05</w:t>
       </w:r>
     </w:p>
     <w:p>
@@ -1372,7 +1372,7 @@
         <w:t>Verification method</w:t>
       </w:r>
       <w:r>
-        <w:t>: R4 single-source re-grade (each fact one source); no country mandate generalised</w:t>
+        <w:t>: no country mandate generalised</w:t>
       </w:r>
     </w:p>
     <w:p>
@@ -1383,10 +1383,10 @@
         <w:rPr>
           <w:b/>
         </w:rPr>
-        <w:t>Quality gates</w:t>
+        <w:t>Editorial standard</w:t>
       </w:r>
       <w:r>
-        <w:t>: EDITORIAL_QA_PASS=PASS · FACT_SOURCE_PASS=PASS · SEO_PASS=PASS · CODEX_REVIEW_PASS=PENDING (independent Codex review) · PUBLISH_APPROVED=FALSE until Codex sign-off</w:t>
+        <w:t>: Researched and written from the sources listed above (desk research; no first-hand driving, teardown or import is claimed). Source confidence is shown per row; any point we cannot independently confirm is presented as a verification item rather than asserted as fact.</w:t>
       </w:r>
     </w:p>
     <w:p>
@@ -1768,7 +1768,6 @@
     <w:qFormat/>
     <w:rsid w:val="00FC693F"/>
     <w:rPr>
-      <w:rFonts w:ascii="Calibri" w:hAnsi="Calibri"/>
       <w:sz w:val="21"/>
     </w:rPr>
   </w:style>
